--- a/2do Año/Psicología Evolutiva/3_Guias_de_Estudio/C23_MuerteYDuelo_Repaso_Guia.docx
+++ b/2do Año/Psicología Evolutiva/3_Guias_de_Estudio/C23_MuerteYDuelo_Repaso_Guia.docx
@@ -2,13 +2,13 @@
 <file path=word/document.xml><?xml version="1.0" encoding="utf-8"?>
 <w:document xmlns:w="http://schemas.openxmlformats.org/wordprocessingml/2006/main" xmlns:m="http://schemas.openxmlformats.org/officeDocument/2006/math" xmlns:r="http://schemas.openxmlformats.org/officeDocument/2006/relationships" xmlns:o="urn:schemas-microsoft-com:office:office" xmlns:v="urn:schemas-microsoft-com:vml" xmlns:w10="urn:schemas-microsoft-com:office:word" xmlns:a="http://schemas.openxmlformats.org/drawingml/2006/main" xmlns:pic="http://schemas.openxmlformats.org/drawingml/2006/picture" xmlns:wp="http://schemas.openxmlformats.org/drawingml/2006/wordprocessingDrawing">
   <w:body>
-    <w:bookmarkStart w:id="17" w:name="c23-muerte-y-duelo-ficha-de-repaso"/>
+    <w:bookmarkStart w:id="17" w:name="X809f12224f4c2a53488cb4c381c0a57d16817f2"/>
     <w:p>
       <w:pPr>
         <w:pStyle w:val="Heading1"/>
       </w:pPr>
       <w:r>
-        <w:t xml:space="preserve">C23 — Muerte y duelo · Ficha de repaso</w:t>
+        <w:t xml:space="preserve">C23 — Actitudes y creencias frente a la muerte · Ficha de repaso</w:t>
       </w:r>
     </w:p>
     <w:p>
@@ -26,7 +26,23 @@
         <w:t xml:space="preserve"> </w:t>
       </w:r>
       <w:r>
-        <w:t xml:space="preserve">La muerte tiene tres aspectos —</w:t>
+        <w:t xml:space="preserve">Las actitudes ante la muerte se modelan con el</w:t>
+      </w:r>
+      <w:r>
+        <w:t xml:space="preserve"> </w:t>
+      </w:r>
+      <w:r>
+        <w:rPr>
+          <w:b/>
+          <w:bCs/>
+        </w:rPr>
+        <w:t xml:space="preserve">tiempo, el contexto y la cultura</w:t>
+      </w:r>
+      <w:r>
+        <w:t xml:space="preserve">, y cambian con la edad (los jóvenes la evitan, los medios toman conciencia, los mayores se angustian menos). La muerte tiene aspectos</w:t>
+      </w:r>
+      <w:r>
+        <w:t xml:space="preserve"> </w:t>
       </w:r>
       <w:r>
         <w:rPr>
@@ -36,7 +52,39 @@
         <w:t xml:space="preserve">biológico, social y psicológico</w:t>
       </w:r>
       <w:r>
-        <w:t xml:space="preserve">— y su significado depende de la cultura y la cohorte.</w:t>
+        <w:t xml:space="preserve">, y los</w:t>
+      </w:r>
+      <w:r>
+        <w:t xml:space="preserve"> </w:t>
+      </w:r>
+      <w:r>
+        <w:rPr>
+          <w:b/>
+          <w:bCs/>
+        </w:rPr>
+        <w:t xml:space="preserve">rituales</w:t>
+      </w:r>
+      <w:r>
+        <w:t xml:space="preserve"> </w:t>
+      </w:r>
+      <w:r>
+        <w:t xml:space="preserve">ayudan a afrontar la pérdida. Hay una</w:t>
+      </w:r>
+      <w:r>
+        <w:t xml:space="preserve"> </w:t>
+      </w:r>
+      <w:r>
+        <w:rPr>
+          <w:b/>
+          <w:bCs/>
+        </w:rPr>
+        <w:t xml:space="preserve">caída terminal</w:t>
+      </w:r>
+      <w:r>
+        <w:t xml:space="preserve"> </w:t>
+      </w:r>
+      <w:r>
+        <w:t xml:space="preserve">antes de morir.</w:t>
       </w:r>
       <w:r>
         <w:t xml:space="preserve"> </w:t>
@@ -52,20 +100,7 @@
         <w:t xml:space="preserve"> </w:t>
       </w:r>
       <w:r>
-        <w:t xml:space="preserve">describió cinco «etapas» del morir que</w:t>
-      </w:r>
-      <w:r>
-        <w:t xml:space="preserve"> </w:t>
-      </w:r>
-      <w:r>
-        <w:rPr>
-          <w:b/>
-          <w:bCs/>
-        </w:rPr>
-        <w:t xml:space="preserve">no son universales ni secuenciales</w:t>
-      </w:r>
-      <w:r>
-        <w:t xml:space="preserve">. El</w:t>
+        <w:t xml:space="preserve">describe cinco reacciones ante la muerte cercana, no universales; el</w:t>
       </w:r>
       <w:r>
         <w:t xml:space="preserve"> </w:t>
@@ -81,7 +116,7 @@
         <w:t xml:space="preserve"> </w:t>
       </w:r>
       <w:r>
-        <w:t xml:space="preserve">(pérdida y ajuste), la</w:t>
+        <w:t xml:space="preserve">tampoco lo es (cinco mitos).</w:t>
       </w:r>
       <w:r>
         <w:t xml:space="preserve"> </w:t>
@@ -91,13 +126,10 @@
           <w:b/>
           <w:bCs/>
         </w:rPr>
-        <w:t xml:space="preserve">pena</w:t>
-      </w:r>
-      <w:r>
-        <w:t xml:space="preserve"> </w:t>
-      </w:r>
-      <w:r>
-        <w:t xml:space="preserve">(emoción) y el</w:t>
+        <w:t xml:space="preserve">Educación para la muerte</w:t>
+      </w:r>
+      <w:r>
+        <w:t xml:space="preserve">,</w:t>
       </w:r>
       <w:r>
         <w:t xml:space="preserve"> </w:t>
@@ -107,13 +139,13 @@
           <w:b/>
           <w:bCs/>
         </w:rPr>
-        <w:t xml:space="preserve">luto</w:t>
-      </w:r>
-      <w:r>
-        <w:t xml:space="preserve"> </w:t>
-      </w:r>
-      <w:r>
-        <w:t xml:space="preserve">(conducta cultural) no siguen un solo patrón: en el estudio</w:t>
+        <w:t xml:space="preserve">cuidados paliativos</w:t>
+      </w:r>
+      <w:r>
+        <w:t xml:space="preserve"> </w:t>
+      </w:r>
+      <w:r>
+        <w:t xml:space="preserve">y</w:t>
       </w:r>
       <w:r>
         <w:t xml:space="preserve"> </w:t>
@@ -123,26 +155,13 @@
           <w:b/>
           <w:bCs/>
         </w:rPr>
-        <w:t xml:space="preserve">CLOC</w:t>
-      </w:r>
-      <w:r>
-        <w:t xml:space="preserve"> </w:t>
-      </w:r>
-      <w:r>
-        <w:t xml:space="preserve">lo más frecuente fue la</w:t>
-      </w:r>
-      <w:r>
-        <w:t xml:space="preserve"> </w:t>
-      </w:r>
-      <w:r>
-        <w:rPr>
-          <w:b/>
-          <w:bCs/>
-        </w:rPr>
-        <w:t xml:space="preserve">resiliencia</w:t>
-      </w:r>
-      <w:r>
-        <w:t xml:space="preserve">. El suicidio y la ayuda para morir son temas controvertidos, y encontrar sentido (revisión de vida) reduce el miedo a morir (Papalia et al., 2009b, pp. 478-479, 487, 495-496, 516-519).</w:t>
+        <w:t xml:space="preserve">eutanasia</w:t>
+      </w:r>
+      <w:r>
+        <w:t xml:space="preserve"> </w:t>
+      </w:r>
+      <w:r>
+        <w:t xml:space="preserve">completan la clase (Cátedra de Psicología Evolutiva, 2026i, diapositivas 3, 5-8, 10-12, 16-24; Papalia et al., 2009b, pp. 478-487).</w:t>
       </w:r>
     </w:p>
     <w:p>
@@ -152,14 +171,14 @@
       <w:r>
         <w:drawing>
           <wp:inline>
-            <wp:extent cx="5759999" cy="830204"/>
+            <wp:extent cx="5759999" cy="1087346"/>
             <wp:effectExtent b="0" l="0" r="0" t="0"/>
-            <wp:docPr descr="Diagrama de la guía" title="" id="10" name="Picture"/>
+            <wp:docPr descr="Diagrama 01" title="" id="10" name="Picture"/>
             <a:graphic>
               <a:graphicData uri="http://schemas.openxmlformats.org/drawingml/2006/picture">
                 <pic:pic>
                   <pic:nvPicPr>
-                    <pic:cNvPr descr="C:/Users/Fmendezcasariego/OneDrive/Carpetas/Educación/Universidad/Favaloro/Psicología/2do%20Año/Psicología%20Evolutiva/3_Guias_de_Estudio/_media/C23_MuerteYDuelo_01.png" id="11" name="Picture"/>
+                    <pic:cNvPr descr="C:/Users/Fmendezcasariego/OneDrive/Carpetas/Educación/Universidad/Favaloro/Psicología/2do%20Año/Psicología%20Evolutiva/3_Guias_de_Estudio/_media/C23_MuerteYDuelo_Repaso_01.png" id="11" name="Picture"/>
                     <pic:cNvPicPr>
                       <a:picLocks noChangeArrowheads="1" noChangeAspect="1"/>
                     </pic:cNvPicPr>
@@ -173,7 +192,7 @@
                   <pic:spPr bwMode="auto">
                     <a:xfrm>
                       <a:off x="0" y="0"/>
-                      <a:ext cx="5759999" cy="830204"/>
+                      <a:ext cx="5759999" cy="1087346"/>
                     </a:xfrm>
                     <a:prstGeom prst="rect">
                       <a:avLst/>
@@ -210,13 +229,13 @@
           <w:b/>
           <w:bCs/>
         </w:rPr>
-        <w:t xml:space="preserve">P1. Cambios históricos y aspectos de la muerte.</w:t>
-      </w:r>
-      <w:r>
-        <w:t xml:space="preserve"> </w:t>
-      </w:r>
-      <w:r>
-        <w:t xml:space="preserve">Antes: mortalidad alta, muerte cotidiana; hoy «revolución en la mortalidad», muerte concentrada en mayores y fuera del hogar (pp. 478-479). Aspectos: biológico, social, psicológico (pp. 479-480). Resurge el interés: tanatología, educación para la muerte, hospicio (pp. 481-482).</w:t>
+        <w:t xml:space="preserve">P1. Actitudes según la edad.</w:t>
+      </w:r>
+      <w:r>
+        <w:t xml:space="preserve"> </w:t>
+      </w:r>
+      <w:r>
+        <w:t xml:space="preserve">1) Joven: evita pensarla; fábula personal (p. 483). 2) Media: toma conciencia; cuántos años me quedan; reanalizar la vida (pp. 483-484). 3) Vejez: menos ansiedad; estrategias centradas en la emoción; integridad vs. desesperación (p. 484).</w:t>
       </w:r>
     </w:p>
     <w:p>
@@ -228,13 +247,13 @@
           <w:b/>
           <w:bCs/>
         </w:rPr>
-        <w:t xml:space="preserve">P2. Kübler-Ross.</w:t>
-      </w:r>
-      <w:r>
-        <w:t xml:space="preserve"> </w:t>
-      </w:r>
-      <w:r>
-        <w:t xml:space="preserve">Cinco etapas (negación, ira, negociación, depresión, aceptación) a partir de ~500 pacientes (p. 487). Críticas: no son verdaderas etapas; no todos las atraviesan ni en orden; no son criterio de «buen morir» (p. 487).</w:t>
+        <w:t xml:space="preserve">P2. Aspectos de la muerte y rituales.</w:t>
+      </w:r>
+      <w:r>
+        <w:t xml:space="preserve"> </w:t>
+      </w:r>
+      <w:r>
+        <w:t xml:space="preserve">Biológico: cesan la respiración y el latido o la actividad cerebral (p. 479). Social: actitudes y cuidado, dónde ocurre, voluntad del difunto, rituales, herencia (pp. 479-481). Psicológico: sentimientos ante la propia muerte y la ajena; los rituales dan algo que hacer, permiten interactuar con el fallecido y afirman a la comunidad (p. 480).</w:t>
       </w:r>
     </w:p>
     <w:p>
@@ -246,13 +265,13 @@
           <w:b/>
           <w:bCs/>
         </w:rPr>
-        <w:t xml:space="preserve">P3. Actitudes por edad y caída terminal.</w:t>
-      </w:r>
-      <w:r>
-        <w:t xml:space="preserve"> </w:t>
-      </w:r>
-      <w:r>
-        <w:t xml:space="preserve">Jóvenes: evitan pensarla; medios: toman conciencia del tiempo que queda; mayores: menos ansiedad, integridad vs. desesperación (pp. 483-484). Caída terminal: declive cognitivo que predice la muerte hasta once años después (p. 485).</w:t>
+        <w:t xml:space="preserve">P3. Caída terminal.</w:t>
+      </w:r>
+      <w:r>
+        <w:t xml:space="preserve"> </w:t>
+      </w:r>
+      <w:r>
+        <w:t xml:space="preserve">Súbito descenso intelectual poco antes de morir; sin importar salud, nivel socioeconómico, género ni causa; afecta incluso el vocabulario; puede predecir la muerte en pocos años (p. 485).</w:t>
       </w:r>
     </w:p>
     <w:p>
@@ -264,13 +283,13 @@
           <w:b/>
           <w:bCs/>
         </w:rPr>
-        <w:t xml:space="preserve">P4. Duelo.</w:t>
-      </w:r>
-      <w:r>
-        <w:t xml:space="preserve"> </w:t>
-      </w:r>
-      <w:r>
-        <w:t xml:space="preserve">Definiciones (p. 487); modelo de tres fases: conmoción e incredulidad, preocupación por la memoria, resolución (pp. 492-493); Wortman y Silver: cinco mitos y tres patrones (pp. 493-494); pérdida ambigua (Boss) (p. 494).</w:t>
+        <w:t xml:space="preserve">P4. Kübler-Ross.</w:t>
+      </w:r>
+      <w:r>
+        <w:t xml:space="preserve"> </w:t>
+      </w:r>
+      <w:r>
+        <w:t xml:space="preserve">Cinco reacciones (negación, ira, negociación, depresión, aceptación) en ~500 pacientes; críticas: no son verdaderas etapas, no secuenciales, no criterio de «buen morir» (p. 487).</w:t>
       </w:r>
     </w:p>
     <w:p>
@@ -282,13 +301,13 @@
           <w:b/>
           <w:bCs/>
         </w:rPr>
-        <w:t xml:space="preserve">P5. Estudio CLOC.</w:t>
-      </w:r>
-      <w:r>
-        <w:t xml:space="preserve"> </w:t>
-      </w:r>
-      <w:r>
-        <w:t xml:space="preserve">1 532 ancianos casados; seguimiento de 185 viudos a los 6 meses y 4 años: resiliencia 46 %, duelo común 11 %, afligidos crónicos 16 %, crónicamente deprimidos 8 %, mejoraron 10 % (pp. 495-496). No urgir a «trabajar» la pérdida; la terapia de duelo puede ser ineficaz o dañina (pp. 496-497).</w:t>
+        <w:t xml:space="preserve">P5. Duelo.</w:t>
+      </w:r>
+      <w:r>
+        <w:t xml:space="preserve"> </w:t>
+      </w:r>
+      <w:r>
+        <w:t xml:space="preserve">Fases: conmoción e incredulidad, preocupación por la memoria, resolución (pp. 492-493). Cinco creencias que son más mito que realidad: todos se deprimen, quien no muestra aflicción tendrá problemas, hay que «trabajar» la pérdida, el dolor termina pronto, siempre se acepta (pp. 493-494).</w:t>
       </w:r>
     </w:p>
     <w:p>
@@ -300,13 +319,13 @@
           <w:b/>
           <w:bCs/>
         </w:rPr>
-        <w:t xml:space="preserve">P6. Pérdidas.</w:t>
-      </w:r>
-      <w:r>
-        <w:t xml:space="preserve"> </w:t>
-      </w:r>
-      <w:r>
-        <w:t xml:space="preserve">Cónyuge: rol, social, económica (ingreso −44 %), salud; padre: experiencia de maduración; hijo: pérdida no normativa, la más difícil (pp. 497-505).</w:t>
+        <w:t xml:space="preserve">P6. Paliativos y dignidad.</w:t>
+      </w:r>
+      <w:r>
+        <w:t xml:space="preserve"> </w:t>
+      </w:r>
+      <w:r>
+        <w:t xml:space="preserve">Atención paliativa: alivio del dolor, control de síntomas y calidad de vida; morir en paz y con dignidad (pp. 481-482). La dignidad depende de cómo son tratados y de cómo son vistos los pacientes (Chochinov; p. 482).</w:t>
       </w:r>
     </w:p>
     <w:p>
@@ -318,31 +337,13 @@
           <w:b/>
           <w:bCs/>
         </w:rPr>
-        <w:t xml:space="preserve">P7. Suicidio y ayuda para morir.</w:t>
-      </w:r>
-      <w:r>
-        <w:t xml:space="preserve"> </w:t>
-      </w:r>
-      <w:r>
-        <w:t xml:space="preserve">Suicidio: más en hombres y mayores, asociado a depresión y enfermedad; señales de advertencia (pp. 506-509). Eutanasia activa/pasiva, suicidio asistido, directivas médicas; argumentos (autonomía vs. protección de vulnerables, «terreno resbaloso»); Oregon y Holanda (pp. 509-516).</w:t>
-      </w:r>
-    </w:p>
-    <w:p>
-      <w:pPr>
-        <w:pStyle w:val="BodyText"/>
-      </w:pPr>
-      <w:r>
-        <w:rPr>
-          <w:b/>
-          <w:bCs/>
-        </w:rPr>
-        <w:t xml:space="preserve">P8. Sentido.</w:t>
-      </w:r>
-      <w:r>
-        <w:t xml:space="preserve"> </w:t>
-      </w:r>
-      <w:r>
-        <w:t xml:space="preserve">Revisión de vida (integridad del yo); reminiscencias integradoras e instrumentales vs. evasivas y obsesivas; más propósito, menos miedo a morir (Durlak) (pp. 516-519).</w:t>
+        <w:t xml:space="preserve">P7. Eutanasia.</w:t>
+      </w:r>
+      <w:r>
+        <w:t xml:space="preserve"> </w:t>
+      </w:r>
+      <w:r>
+        <w:t xml:space="preserve">Tipos: voluntaria o no voluntaria; activa o pasiva (diapositiva 22). A favor: autonomía y dignidad, aliviar el sufrimiento, regular lo que ya ocurre (p. 512). En contra: quitar una vida está mal, presión sobre los desventajados, mal diagnóstico, coerción y juicios (p. 513).</w:t>
       </w:r>
     </w:p>
     <w:bookmarkEnd w:id="12"/>
@@ -417,7 +418,7 @@
               <w:jc w:val="left"/>
             </w:pPr>
             <w:r>
-              <w:t xml:space="preserve">Duelo</w:t>
+              <w:t xml:space="preserve">Fábula personal</w:t>
             </w:r>
           </w:p>
         </w:tc>
@@ -429,7 +430,7 @@
               <w:jc w:val="left"/>
             </w:pPr>
             <w:r>
-              <w:t xml:space="preserve">Pena / luto</w:t>
+              <w:t xml:space="preserve">Conciencia de la mortalidad</w:t>
             </w:r>
           </w:p>
         </w:tc>
@@ -441,7 +442,7 @@
               <w:jc w:val="left"/>
             </w:pPr>
             <w:r>
-              <w:t xml:space="preserve">Pérdida y ajuste / respuesta emocional / conducta culturalmente aceptada (p. 487)</w:t>
+              <w:t xml:space="preserve">«A mí no me pasa» (jóvenes) / «me van a quedar pocos años» (adultez media) (pp. 483-484)</w:t>
             </w:r>
           </w:p>
         </w:tc>
@@ -455,7 +456,7 @@
               <w:jc w:val="left"/>
             </w:pPr>
             <w:r>
-              <w:t xml:space="preserve">Pena anticipatoria</w:t>
+              <w:t xml:space="preserve">Muerte biológica</w:t>
             </w:r>
           </w:p>
         </w:tc>
@@ -467,7 +468,7 @@
               <w:jc w:val="left"/>
             </w:pPr>
             <w:r>
-              <w:t xml:space="preserve">Duelo ausente o demorado</w:t>
+              <w:t xml:space="preserve">Social / psicológica</w:t>
             </w:r>
           </w:p>
         </w:tc>
@@ -479,7 +480,7 @@
               <w:jc w:val="left"/>
             </w:pPr>
             <w:r>
-              <w:t xml:space="preserve">Pesar con la persona viva / falta de aflicción obvia (pp. 492, 495)</w:t>
+              <w:t xml:space="preserve">Cese de procesos corporales / rituales, cuidado y herencia / sentimientos (pp. 479-480)</w:t>
             </w:r>
           </w:p>
         </w:tc>
@@ -493,7 +494,7 @@
               <w:jc w:val="left"/>
             </w:pPr>
             <w:r>
-              <w:t xml:space="preserve">Resiliencia</w:t>
+              <w:t xml:space="preserve">Caída terminal</w:t>
             </w:r>
           </w:p>
         </w:tc>
@@ -505,7 +506,7 @@
               <w:jc w:val="left"/>
             </w:pPr>
             <w:r>
-              <w:t xml:space="preserve">Duelo crónico / depresión crónica</w:t>
+              <w:t xml:space="preserve">Declive cognitivo normal</w:t>
             </w:r>
           </w:p>
         </w:tc>
@@ -517,7 +518,7 @@
               <w:jc w:val="left"/>
             </w:pPr>
             <w:r>
-              <w:t xml:space="preserve">Aflicción baja que disminuye / depresión tras la pérdida / depresión previa y posterior (p. 496)</w:t>
+              <w:t xml:space="preserve">Descenso súbito poco antes de morir, aun en vocabulario / gradual y selectivo (p. 485)</w:t>
             </w:r>
           </w:p>
         </w:tc>
@@ -531,7 +532,7 @@
               <w:jc w:val="left"/>
             </w:pPr>
             <w:r>
-              <w:t xml:space="preserve">Pérdida ambigua</w:t>
+              <w:t xml:space="preserve">Etapas de Kübler-Ross</w:t>
             </w:r>
           </w:p>
         </w:tc>
@@ -543,7 +544,7 @@
               <w:jc w:val="left"/>
             </w:pPr>
             <w:r>
-              <w:t xml:space="preserve">Trastorno psicológico</w:t>
+              <w:t xml:space="preserve">Fases del duelo</w:t>
             </w:r>
           </w:p>
         </w:tc>
@@ -555,7 +556,7 @@
               <w:jc w:val="left"/>
             </w:pPr>
             <w:r>
-              <w:t xml:space="preserve">Trastorno de relación con pena «congelada» (p. 494)</w:t>
+              <w:t xml:space="preserve">Reacciones ante la propia muerte cercana / proceso de los sobrevivientes (pp. 487, 492-493)</w:t>
             </w:r>
           </w:p>
         </w:tc>
@@ -569,7 +570,7 @@
               <w:jc w:val="left"/>
             </w:pPr>
             <w:r>
-              <w:t xml:space="preserve">Eutanasia pasiva</w:t>
+              <w:t xml:space="preserve">Eutanasia voluntaria / no voluntaria</w:t>
             </w:r>
           </w:p>
         </w:tc>
@@ -581,7 +582,7 @@
               <w:jc w:val="left"/>
             </w:pPr>
             <w:r>
-              <w:t xml:space="preserve">Activa / suicidio asistido</w:t>
+              <w:t xml:space="preserve">Activa / pasiva</w:t>
             </w:r>
           </w:p>
         </w:tc>
@@ -593,7 +594,7 @@
               <w:jc w:val="left"/>
             </w:pPr>
             <w:r>
-              <w:t xml:space="preserve">Retirar tratamiento / acción deliberada para terminar con la vida / el paciente realiza la acción (pp. 509, 512)</w:t>
+              <w:t xml:space="preserve">Si se conoce la voluntad del paciente / si se actúa o se omite el tratamiento (diapositiva 22)</w:t>
             </w:r>
           </w:p>
         </w:tc>
@@ -607,7 +608,7 @@
               <w:jc w:val="left"/>
             </w:pPr>
             <w:r>
-              <w:t xml:space="preserve">Testamento en vida</w:t>
+              <w:t xml:space="preserve">Cuidado paliativo</w:t>
             </w:r>
           </w:p>
         </w:tc>
@@ -619,7 +620,7 @@
               <w:jc w:val="left"/>
             </w:pPr>
             <w:r>
-              <w:t xml:space="preserve">Poder notarial duradero</w:t>
+              <w:t xml:space="preserve">Eutanasia</w:t>
             </w:r>
           </w:p>
         </w:tc>
@@ -631,58 +632,20 @@
               <w:jc w:val="left"/>
             </w:pPr>
             <w:r>
-              <w:t xml:space="preserve">Instrucciones específicas / designa quién decide (pp. 510-511)</w:t>
-            </w:r>
-          </w:p>
-        </w:tc>
-      </w:tr>
-      <w:tr>
-        <w:tc>
-          <w:tcPr/>
-          <w:p>
-            <w:pPr>
-              <w:pStyle w:val="Compact"/>
-              <w:jc w:val="left"/>
-            </w:pPr>
-            <w:r>
-              <w:t xml:space="preserve">Hospicio</w:t>
-            </w:r>
-          </w:p>
-        </w:tc>
-        <w:tc>
-          <w:tcPr/>
-          <w:p>
-            <w:pPr>
-              <w:pStyle w:val="Compact"/>
-              <w:jc w:val="left"/>
-            </w:pPr>
-            <w:r>
-              <w:t xml:space="preserve">Cuidado hospitalario</w:t>
-            </w:r>
-          </w:p>
-        </w:tc>
-        <w:tc>
-          <w:tcPr/>
-          <w:p>
-            <w:pPr>
-              <w:pStyle w:val="Compact"/>
-              <w:jc w:val="left"/>
-            </w:pPr>
-            <w:r>
-              <w:t xml:space="preserve">Paliativo centrado en la familia / orientado a curar (pp. 481-482)</w:t>
+              <w:t xml:space="preserve">Alivia y acompaña sin acelerar la muerte / apresura o causa la muerte (diapositivas 19, 22)</w:t>
             </w:r>
           </w:p>
         </w:tc>
       </w:tr>
     </w:tbl>
     <w:bookmarkEnd w:id="13"/>
-    <w:bookmarkStart w:id="14" w:name="citas-y-datos-que-conviene-saber"/>
+    <w:bookmarkStart w:id="14" w:name="datos-que-conviene-saber"/>
     <w:p>
       <w:pPr>
         <w:pStyle w:val="Heading2"/>
       </w:pPr>
       <w:r>
-        <w:t xml:space="preserve">Citas y datos que conviene saber</w:t>
+        <w:t xml:space="preserve">Datos que conviene saber</w:t>
       </w:r>
     </w:p>
     <w:p>
@@ -694,7 +657,30 @@
         </w:numPr>
       </w:pPr>
       <w:r>
-        <w:t xml:space="preserve">Saunders: «Tú importas hasta el último momento de tu vida» (National Hospice Organization, s. f., p. 6, citado en Papalia et al., 2009b, p. 482).</w:t>
+        <w:rPr>
+          <w:i/>
+          <w:iCs/>
+        </w:rPr>
+        <w:t xml:space="preserve">Baby boomers</w:t>
+      </w:r>
+      <w:r>
+        <w:t xml:space="preserve">: primera generación con solo</w:t>
+      </w:r>
+      <w:r>
+        <w:t xml:space="preserve"> </w:t>
+      </w:r>
+      <w:r>
+        <w:rPr>
+          <w:b/>
+          <w:bCs/>
+        </w:rPr>
+        <w:t xml:space="preserve">5 %</w:t>
+      </w:r>
+      <w:r>
+        <w:t xml:space="preserve"> </w:t>
+      </w:r>
+      <w:r>
+        <w:t xml:space="preserve">de probabilidad de haber vivido una muerte cercana (Cátedra de Psicología Evolutiva, 2026i, diapositiva 3).</w:t>
       </w:r>
     </w:p>
     <w:p>
@@ -706,7 +692,7 @@
         </w:numPr>
       </w:pPr>
       <w:r>
-        <w:t xml:space="preserve">Hombres:</w:t>
+        <w:t xml:space="preserve">Chochinov: pregunta a</w:t>
       </w:r>
       <w:r>
         <w:t xml:space="preserve"> </w:t>
@@ -716,13 +702,13 @@
           <w:b/>
           <w:bCs/>
         </w:rPr>
-        <w:t xml:space="preserve">cuatro veces</w:t>
-      </w:r>
-      <w:r>
-        <w:t xml:space="preserve"> </w:t>
-      </w:r>
-      <w:r>
-        <w:t xml:space="preserve">más probabilidad de consumar el suicidio; los hombres blancos de 50+ son el 30 % de los suicidios (Papalia et al., 2009b, pp. 506).</w:t>
+        <w:t xml:space="preserve">50 pacientes terminales</w:t>
+      </w:r>
+      <w:r>
+        <w:t xml:space="preserve"> </w:t>
+      </w:r>
+      <w:r>
+        <w:t xml:space="preserve">en cuidados paliativos (Papalia et al., 2009b, p. 482).</w:t>
       </w:r>
     </w:p>
     <w:p>
@@ -734,7 +720,7 @@
         </w:numPr>
       </w:pPr>
       <w:r>
-        <w:t xml:space="preserve">Terapia de duelo: dañina en 38 % en un estudio (pp. 496-497).</w:t>
+        <w:t xml:space="preserve">Objetivos de la educación para la muerte: apaciguar ansiedades, desarrollar creencias propias, ver la muerte como fin natural, tratar humanamente al moribundo, ayudar con el duelo y los servicios funerarios (p. 481).</w:t>
       </w:r>
     </w:p>
     <w:bookmarkEnd w:id="14"/>
@@ -752,7 +738,31 @@
         <w:pStyle w:val="FirstParagraph"/>
       </w:pPr>
       <w:r>
-        <w:t xml:space="preserve">Papalia, D. E., Sterns, H. L., Feldman, R. D., &amp; Camp, C. J. (2009b).</w:t>
+        <w:t xml:space="preserve">Cátedra de Psicología Evolutiva. (2026i).</w:t>
+      </w:r>
+      <w:r>
+        <w:t xml:space="preserve"> </w:t>
+      </w:r>
+      <w:r>
+        <w:rPr>
+          <w:i/>
+          <w:iCs/>
+        </w:rPr>
+        <w:t xml:space="preserve">Actitudes y creencias frente a la muerte</w:t>
+      </w:r>
+      <w:r>
+        <w:t xml:space="preserve"> </w:t>
+      </w:r>
+      <w:r>
+        <w:t xml:space="preserve">[Diapositivas de clase, unidad 10]. Universidad Favaloro.</w:t>
+      </w:r>
+    </w:p>
+    <w:p>
+      <w:pPr>
+        <w:pStyle w:val="BodyText"/>
+      </w:pPr>
+      <w:r>
+        <w:t xml:space="preserve">Papalia, D. E., Sterns, H. L., Feldman, R. D., &amp; Camp, C. J. (2009b). Lidiar con la muerte y las pérdidas. En</w:t>
       </w:r>
       <w:r>
         <w:t xml:space="preserve"> </w:t>
@@ -765,7 +775,10 @@
         <w:t xml:space="preserve">Desarrollo del adulto y vejez</w:t>
       </w:r>
       <w:r>
-        <w:t xml:space="preserve">. McGraw Hill Interamericana.</w:t>
+        <w:t xml:space="preserve"> </w:t>
+      </w:r>
+      <w:r>
+        <w:t xml:space="preserve">(cap. 13, pp. 476-521). McGraw Hill Interamericana.</w:t>
       </w:r>
     </w:p>
     <w:bookmarkEnd w:id="15"/>
@@ -787,7 +800,7 @@
         </w:numPr>
       </w:pPr>
       <w:r>
-        <w:t xml:space="preserve">Los tres aspectos de la muerte y la «revolución en la mortalidad».</w:t>
+        <w:t xml:space="preserve">¿Qué actitud hacia la muerte predomina en cada etapa adulta?</w:t>
       </w:r>
     </w:p>
     <w:p>
@@ -799,7 +812,7 @@
         </w:numPr>
       </w:pPr>
       <w:r>
-        <w:t xml:space="preserve">Las cinco etapas de Kübler-Ross y sus críticas.</w:t>
+        <w:t xml:space="preserve">¿Qué es la fábula personal y cuándo desaparece?</w:t>
       </w:r>
     </w:p>
     <w:p>
@@ -811,7 +824,7 @@
         </w:numPr>
       </w:pPr>
       <w:r>
-        <w:t xml:space="preserve">Duelo, pena y luto.</w:t>
+        <w:t xml:space="preserve">Los tres aspectos de la muerte y las tres funciones de los rituales.</w:t>
       </w:r>
     </w:p>
     <w:p>
@@ -823,7 +836,7 @@
         </w:numPr>
       </w:pPr>
       <w:r>
-        <w:t xml:space="preserve">Los cinco mitos de Wortman y Silver.</w:t>
+        <w:t xml:space="preserve">¿Qué es la caída terminal y qué habilidades afecta?</w:t>
       </w:r>
     </w:p>
     <w:p>
@@ -835,7 +848,7 @@
         </w:numPr>
       </w:pPr>
       <w:r>
-        <w:t xml:space="preserve">Patrones del estudio CLOC con porcentajes.</w:t>
+        <w:t xml:space="preserve">Las cinco reacciones de Kübler-Ross y dos críticas.</w:t>
       </w:r>
     </w:p>
     <w:p>
@@ -847,7 +860,7 @@
         </w:numPr>
       </w:pPr>
       <w:r>
-        <w:t xml:space="preserve">Eutanasia activa, pasiva y suicidio asistido.</w:t>
+        <w:t xml:space="preserve">Fases del duelo y las cinco creencias que son mito.</w:t>
       </w:r>
     </w:p>
     <w:p>
@@ -859,7 +872,19 @@
         </w:numPr>
       </w:pPr>
       <w:r>
-        <w:t xml:space="preserve">¿Qué es la revisión de vida y qué tipos de reminiscencia hay?</w:t>
+        <w:t xml:space="preserve">¿Qué es un cuidado paliativo y qué mostró Chochinov sobre la dignidad?</w:t>
+      </w:r>
+    </w:p>
+    <w:p>
+      <w:pPr>
+        <w:pStyle w:val="Compact"/>
+        <w:numPr>
+          <w:ilvl w:val="0"/>
+          <w:numId w:val="1002"/>
+        </w:numPr>
+      </w:pPr>
+      <w:r>
+        <w:t xml:space="preserve">Eutanasia: tipos y dos argumentos a favor y dos en contra.</w:t>
       </w:r>
     </w:p>
     <w:bookmarkEnd w:id="16"/>
@@ -947,7 +972,7 @@
       <w:pStyle w:val="EncabezadoGuia"/>
     </w:pPr>
     <w:r>
-      <w:t xml:space="preserve">C23 — Muerte y duelo · Ficha de repaso</w:t>
+      <w:t xml:space="preserve">C23 — Actitudes y creencias frente a la muerte · Ficha de repaso</w:t>
     </w:r>
   </w:p>
 </w:hdr>
